--- a/docs/export/03_SPRINT_PLAN.docx
+++ b/docs/export/03_SPRINT_PLAN.docx
@@ -824,7 +824,7 @@
               <w:rPr>
                 <w:sz w:val="19"/>
               </w:rPr>
-              <w:t>Toàn bộ lore base game + SotE được làm sạch, chia đoạn và index vào Qdrant; API contract v1 cố định; web và bot gọi được API (mock).</w:t>
+              <w:t>Toàn bộ lore base game (không DLC/Nightreign) được làm sạch, chia đoạn và index vào Qdrant; API contract v1 cố định; web và bot gọi được API (mock).</w:t>
             </w:r>
           </w:p>
         </w:tc>
@@ -4954,7 +4954,7 @@
         <w:pStyle w:val="ListBullet"/>
       </w:pPr>
       <w:r>
-        <w:t>☐ Thảo luận ADR-004 (phạm vi Nightreign) &amp; ADR-005 (đăng nhập)</w:t>
+        <w:t>☐ Ghi nhận ADR-004: chỉ base game, loại mọi DLC/Nightreign; thảo luận ADR-005 (đăng nhập)</w:t>
       </w:r>
     </w:p>
     <w:p>
@@ -5015,7 +5015,7 @@
         <w:pStyle w:val="ListBullet"/>
       </w:pPr>
       <w:r>
-        <w:t>☐ Bật branch protection cho main (bắt buộc PR + 1 review)</w:t>
+        <w:t>☐ Bật branch protection cho main và develop (cấm push trực tiếp, bắt buộc PR, CI và Mentor approve); main chỉ nhận release/hotfix</w:t>
       </w:r>
     </w:p>
     <w:p>
@@ -5203,7 +5203,7 @@
         <w:pStyle w:val="ListBullet"/>
       </w:pPr>
       <w:r>
-        <w:t>☐ Liệt kê category lore trên eldenring.wiki.gg (NPC, Bosses, Locations, Lore, Items, Characters, SotE…) và đếm số trang</w:t>
+        <w:t>☐ Liệt kê category lore trên eldenring.wiki.gg (NPC, Bosses, Locations, Lore, Items, Characters thuộc base game; loại trang/section DLC và Nightreign) và đếm số trang</w:t>
       </w:r>
     </w:p>
     <w:p>
@@ -5760,7 +5760,7 @@
         <w:t>Mục tiêu:</w:t>
       </w:r>
       <w:r>
-        <w:t xml:space="preserve"> Toàn bộ lore base game + SotE được làm sạch, chia đoạn và index vào Qdrant; API contract v1 cố định; web và bot gọi được API (mock).</w:t>
+        <w:t xml:space="preserve"> Toàn bộ lore base game (không DLC/Nightreign) được làm sạch, chia đoạn và index vào Qdrant; API contract v1 cố định; web và bot gọi được API (mock).</w:t>
       </w:r>
     </w:p>
     <w:p>
@@ -7648,7 +7648,7 @@
         <w:pStyle w:val="ListBullet"/>
       </w:pPr>
       <w:r>
-        <w:t>☐ Danh sách category cuối cùng (base + SotE)</w:t>
+        <w:t>☐ Danh sách category cuối cùng (chỉ base game, loại DLC/Nightreign)</w:t>
       </w:r>
     </w:p>
     <w:p>
@@ -7754,7 +7754,7 @@
         <w:pStyle w:val="ListBullet"/>
       </w:pPr>
       <w:r>
-        <w:t>☐ Nhận diện game_scope=sote qua category</w:t>
+        <w:t>☐ Gán game_scope=base; loại trang/section DLC và Nightreign, kiểm tra thủ công phần chưa xác định</w:t>
       </w:r>
     </w:p>
     <w:p>
@@ -7942,7 +7942,7 @@
         <w:pStyle w:val="ListBullet"/>
       </w:pPr>
       <w:r>
-        <w:t>☐ Thêm câu SotE và câu ngoài phạm vi</w:t>
+        <w:t>☐ Thêm câu base game; thêm câu DLC/Nightreign với kết quả mong đợi là từ chối ngoài phạm vi</w:t>
       </w:r>
     </w:p>
     <w:p>
@@ -10048,7 +10048,7 @@
         <w:pStyle w:val="ListBullet"/>
       </w:pPr>
       <w:r>
-        <w:t>☐ Crawl trang Wikipedia Elden Ring + SotE</w:t>
+        <w:t>☐ Crawl trang Wikipedia Elden Ring, chỉ giữ section về base game; loại nội dung DLC/Nightreign</w:t>
       </w:r>
     </w:p>
     <w:p>
@@ -12648,7 +12648,7 @@
         <w:pStyle w:val="ListBullet"/>
       </w:pPr>
       <w:r>
-        <w:t>☐ Lọc theo allowlist domain (eldenring.wiki.gg, en.wikipedia.org)</w:t>
+        <w:t>☐ Lọc theo allowlist domain (eldenring.wiki.gg, en.wikipedia.org) và phạm vi base game ở cấp trang/section; loại DLC/Nightreign</w:t>
       </w:r>
     </w:p>
     <w:p>
@@ -12688,7 +12688,7 @@
         <w:pStyle w:val="ListBullet"/>
       </w:pPr>
       <w:r>
-        <w:t>☐ Test với 10 câu hỏi về lore chưa có trong kho</w:t>
+        <w:t>☐ Test với 10 câu hỏi lore base game chưa có trong kho; câu DLC/Nightreign không kích hoạt fallback</w:t>
       </w:r>
     </w:p>
     <w:p>
@@ -12807,7 +12807,7 @@
         <w:pStyle w:val="ListBullet"/>
       </w:pPr>
       <w:r>
-        <w:t>☐ Filter game_scope khi câu hỏi nói rõ DLC</w:t>
+        <w:t>☐ Luôn filter game_scope=base; câu DLC/Nightreign trả lời ngoài phạm vi</w:t>
       </w:r>
     </w:p>
     <w:p>
@@ -17531,80 +17531,6 @@
                 <w:sz w:val="19"/>
               </w:rPr>
               <w:t>Chờ ADR-005. Đồng bộ lịch sử chat giữa web và Discord.</w:t>
-            </w:r>
-          </w:p>
-        </w:tc>
-      </w:tr>
-      <w:tr>
-        <w:tc>
-          <w:tcPr>
-            <w:tcW w:type="dxa" w:w="3060"/>
-          </w:tcPr>
-          <w:p>
-            <w:r>
-              <w:rPr>
-                <w:sz w:val="19"/>
-              </w:rPr>
-            </w:r>
-            <w:r>
-              <w:rPr>
-                <w:sz w:val="19"/>
-              </w:rPr>
-              <w:t>Hỗ trợ lore Elden Ring Nightreign</w:t>
-            </w:r>
-          </w:p>
-        </w:tc>
-        <w:tc>
-          <w:tcPr>
-            <w:tcW w:type="dxa" w:w="3060"/>
-          </w:tcPr>
-          <w:p>
-            <w:r>
-              <w:rPr>
-                <w:sz w:val="19"/>
-              </w:rPr>
-            </w:r>
-            <w:r>
-              <w:rPr>
-                <w:sz w:val="19"/>
-              </w:rPr>
-              <w:t>TV2</w:t>
-            </w:r>
-          </w:p>
-        </w:tc>
-        <w:tc>
-          <w:tcPr>
-            <w:tcW w:type="dxa" w:w="3060"/>
-          </w:tcPr>
-          <w:p>
-            <w:r>
-              <w:rPr>
-                <w:sz w:val="19"/>
-              </w:rPr>
-            </w:r>
-            <w:r>
-              <w:rPr>
-                <w:sz w:val="19"/>
-              </w:rPr>
-              <w:t>5</w:t>
-            </w:r>
-          </w:p>
-        </w:tc>
-        <w:tc>
-          <w:tcPr>
-            <w:tcW w:type="dxa" w:w="3060"/>
-          </w:tcPr>
-          <w:p>
-            <w:r>
-              <w:rPr>
-                <w:sz w:val="19"/>
-              </w:rPr>
-            </w:r>
-            <w:r>
-              <w:rPr>
-                <w:sz w:val="19"/>
-              </w:rPr>
-              <w:t>Chờ ADR-004. Thêm game_scope=nightreign và crawl các trang Nightreign trên wiki.gg.</w:t>
             </w:r>
           </w:p>
         </w:tc>

--- a/docs/export/03_SPRINT_PLAN.docx
+++ b/docs/export/03_SPRINT_PLAN.docx
@@ -824,7 +824,7 @@
               <w:rPr>
                 <w:sz w:val="19"/>
               </w:rPr>
-              <w:t>Toàn bộ lore base game (không DLC/Nightreign) được làm sạch, chia đoạn và index vào Qdrant; API contract v1 cố định; web và bot gọi được API (mock).</w:t>
+              <w:t>Toàn bộ lore Elden Ring base game được làm sạch, chia đoạn và index vào Qdrant; API contract v1 cố định; web và bot gọi được API (mock).</w:t>
             </w:r>
           </w:p>
         </w:tc>
@@ -4954,7 +4954,7 @@
         <w:pStyle w:val="ListBullet"/>
       </w:pPr>
       <w:r>
-        <w:t>☐ Ghi nhận ADR-004: chỉ base game, loại mọi DLC/Nightreign; thảo luận ADR-005 (đăng nhập)</w:t>
+        <w:t>☐ Ghi nhận ADR-004: phạm vi lore Elden Ring base game; thảo luận ADR-005 (đăng nhập)</w:t>
       </w:r>
     </w:p>
     <w:p>
@@ -5203,7 +5203,7 @@
         <w:pStyle w:val="ListBullet"/>
       </w:pPr>
       <w:r>
-        <w:t>☐ Liệt kê category lore trên eldenring.wiki.gg (NPC, Bosses, Locations, Lore, Items, Characters thuộc base game; loại trang/section DLC và Nightreign) và đếm số trang</w:t>
+        <w:t>☐ Liệt kê category lore trên eldenring.wiki.gg (NPC, Bosses, Locations, Lore, Items, Characters thuộc phạm vi dự án) và đếm số trang</w:t>
       </w:r>
     </w:p>
     <w:p>
@@ -5760,7 +5760,7 @@
         <w:t>Mục tiêu:</w:t>
       </w:r>
       <w:r>
-        <w:t xml:space="preserve"> Toàn bộ lore base game (không DLC/Nightreign) được làm sạch, chia đoạn và index vào Qdrant; API contract v1 cố định; web và bot gọi được API (mock).</w:t>
+        <w:t xml:space="preserve"> Toàn bộ lore Elden Ring base game được làm sạch, chia đoạn và index vào Qdrant; API contract v1 cố định; web và bot gọi được API (mock).</w:t>
       </w:r>
     </w:p>
     <w:p>
@@ -7648,7 +7648,7 @@
         <w:pStyle w:val="ListBullet"/>
       </w:pPr>
       <w:r>
-        <w:t>☐ Danh sách category cuối cùng (chỉ base game, loại DLC/Nightreign)</w:t>
+        <w:t>☐ Danh sách category lore Elden Ring base game</w:t>
       </w:r>
     </w:p>
     <w:p>
@@ -7754,7 +7754,7 @@
         <w:pStyle w:val="ListBullet"/>
       </w:pPr>
       <w:r>
-        <w:t>☐ Gán game_scope=base; loại trang/section DLC và Nightreign, kiểm tra thủ công phần chưa xác định</w:t>
+        <w:t>☐ Gán game_scope=base cho chunk</w:t>
       </w:r>
     </w:p>
     <w:p>
@@ -7942,7 +7942,7 @@
         <w:pStyle w:val="ListBullet"/>
       </w:pPr>
       <w:r>
-        <w:t>☐ Thêm câu base game; thêm câu DLC/Nightreign với kết quả mong đợi là từ chối ngoài phạm vi</w:t>
+        <w:t>☐ Bổ sung câu hỏi lore Elden Ring base game và đáp án tham chiếu</w:t>
       </w:r>
     </w:p>
     <w:p>
@@ -10048,7 +10048,7 @@
         <w:pStyle w:val="ListBullet"/>
       </w:pPr>
       <w:r>
-        <w:t>☐ Crawl trang Wikipedia Elden Ring, chỉ giữ section về base game; loại nội dung DLC/Nightreign</w:t>
+        <w:t>☐ Crawl trang Wikipedia Elden Ring, trích xuất thông tin lore thuộc phạm vi</w:t>
       </w:r>
     </w:p>
     <w:p>
@@ -12648,7 +12648,7 @@
         <w:pStyle w:val="ListBullet"/>
       </w:pPr>
       <w:r>
-        <w:t>☐ Lọc theo allowlist domain (eldenring.wiki.gg, en.wikipedia.org) và phạm vi base game ở cấp trang/section; loại DLC/Nightreign</w:t>
+        <w:t>☐ Lọc theo allowlist domain (eldenring.wiki.gg, en.wikipedia.org) và phạm vi lore base game</w:t>
       </w:r>
     </w:p>
     <w:p>
@@ -12688,7 +12688,7 @@
         <w:pStyle w:val="ListBullet"/>
       </w:pPr>
       <w:r>
-        <w:t>☐ Test với 10 câu hỏi lore base game chưa có trong kho; câu DLC/Nightreign không kích hoạt fallback</w:t>
+        <w:t>☐ Test với 10 câu hỏi lore Elden Ring base game chưa có trong kho</w:t>
       </w:r>
     </w:p>
     <w:p>
@@ -12807,7 +12807,7 @@
         <w:pStyle w:val="ListBullet"/>
       </w:pPr>
       <w:r>
-        <w:t>☐ Luôn filter game_scope=base; câu DLC/Nightreign trả lời ngoài phạm vi</w:t>
+        <w:t>☐ Luôn filter game_scope=base</w:t>
       </w:r>
     </w:p>
     <w:p>
